--- a/Persona.docx
+++ b/Persona.docx
@@ -7,131 +7,19 @@
         <w:rPr>
           <w:noProof/>
         </w:rPr>
-        <mc:AlternateContent>
-          <mc:Choice Requires="wps">
-            <w:drawing>
-              <wp:anchor distT="0" distB="0" distL="114300" distR="114300" simplePos="0" relativeHeight="251659264" behindDoc="0" locked="0" layoutInCell="1" allowOverlap="1" wp14:anchorId="0940C8B8" wp14:editId="1834D6C7">
-                <wp:simplePos x="0" y="0"/>
-                <wp:positionH relativeFrom="column">
-                  <wp:posOffset>3128645</wp:posOffset>
-                </wp:positionH>
-                <wp:positionV relativeFrom="paragraph">
-                  <wp:posOffset>304165</wp:posOffset>
-                </wp:positionV>
-                <wp:extent cx="3281680" cy="2987040"/>
-                <wp:effectExtent l="0" t="0" r="13970" b="22860"/>
-                <wp:wrapNone/>
-                <wp:docPr id="1596746926" name="Text Box 2"/>
-                <wp:cNvGraphicFramePr/>
-                <a:graphic xmlns:a="http://schemas.openxmlformats.org/drawingml/2006/main">
-                  <a:graphicData uri="http://schemas.microsoft.com/office/word/2010/wordprocessingShape">
-                    <wps:wsp>
-                      <wps:cNvSpPr txBox="1"/>
-                      <wps:spPr>
-                        <a:xfrm>
-                          <a:off x="0" y="0"/>
-                          <a:ext cx="3281680" cy="2987040"/>
-                        </a:xfrm>
-                        <a:prstGeom prst="rect">
-                          <a:avLst/>
-                        </a:prstGeom>
-                        <a:solidFill>
-                          <a:schemeClr val="lt1"/>
-                        </a:solidFill>
-                        <a:ln w="6350">
-                          <a:solidFill>
-                            <a:prstClr val="black"/>
-                          </a:solidFill>
-                        </a:ln>
-                      </wps:spPr>
-                      <wps:txbx>
-                        <w:txbxContent>
-                          <w:p>
-                            <w:r>
-                              <w:t>Naam: Astrid</w:t>
-                            </w:r>
-                          </w:p>
-                          <w:p>
-                            <w:proofErr w:type="spellStart"/>
-                            <w:r>
-                              <w:t>Leeftijd</w:t>
-                            </w:r>
-                            <w:proofErr w:type="spellEnd"/>
-                            <w:r>
-                              <w:t xml:space="preserve">: 74 </w:t>
-                            </w:r>
-                            <w:proofErr w:type="spellStart"/>
-                            <w:r>
-                              <w:t>jaar</w:t>
-                            </w:r>
-                            <w:proofErr w:type="spellEnd"/>
-                          </w:p>
-                          <w:p/>
-                        </w:txbxContent>
-                      </wps:txbx>
-                      <wps:bodyPr rot="0" spcFirstLastPara="0" vertOverflow="overflow" horzOverflow="overflow" vert="horz" wrap="square" lIns="91440" tIns="45720" rIns="91440" bIns="45720" numCol="1" spcCol="0" rtlCol="0" fromWordArt="0" anchor="t" anchorCtr="0" forceAA="0" compatLnSpc="1">
-                        <a:prstTxWarp prst="textNoShape">
-                          <a:avLst/>
-                        </a:prstTxWarp>
-                        <a:noAutofit/>
-                      </wps:bodyPr>
-                    </wps:wsp>
-                  </a:graphicData>
-                </a:graphic>
-              </wp:anchor>
-            </w:drawing>
-          </mc:Choice>
-          <mc:Fallback>
-            <w:pict>
-              <v:shapetype w14:anchorId="0940C8B8" id="_x0000_t202" coordsize="21600,21600" o:spt="202" path="m,l,21600r21600,l21600,xe">
-                <v:stroke joinstyle="miter"/>
-                <v:path gradientshapeok="t" o:connecttype="rect"/>
-              </v:shapetype>
-              <v:shape id="Text Box 2" o:spid="_x0000_s1026" type="#_x0000_t202" style="position:absolute;margin-left:246.35pt;margin-top:23.95pt;width:258.4pt;height:235.2pt;z-index:251659264;visibility:visible;mso-wrap-style:square;mso-wrap-distance-left:9pt;mso-wrap-distance-top:0;mso-wrap-distance-right:9pt;mso-wrap-distance-bottom:0;mso-position-horizontal:absolute;mso-position-horizontal-relative:text;mso-position-vertical:absolute;mso-position-vertical-relative:text;v-text-anchor:top" o:gfxdata="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" fillcolor="white [3201]" strokeweight=".5pt">
-                <v:textbox>
-                  <w:txbxContent>
-                    <w:p>
-                      <w:r>
-                        <w:t>Naam: Astrid</w:t>
-                      </w:r>
-                    </w:p>
-                    <w:p>
-                      <w:proofErr w:type="spellStart"/>
-                      <w:r>
-                        <w:t>Leeftijd</w:t>
-                      </w:r>
-                      <w:proofErr w:type="spellEnd"/>
-                      <w:r>
-                        <w:t xml:space="preserve">: 74 </w:t>
-                      </w:r>
-                      <w:proofErr w:type="spellStart"/>
-                      <w:r>
-                        <w:t>jaar</w:t>
-                      </w:r>
-                      <w:proofErr w:type="spellEnd"/>
-                    </w:p>
-                    <w:p/>
-                  </w:txbxContent>
-                </v:textbox>
-              </v:shape>
-            </w:pict>
-          </mc:Fallback>
-        </mc:AlternateContent>
-      </w:r>
-      <w:r>
-        <w:t>Persona:</w:t>
-      </w:r>
-    </w:p>
-    <w:p>
-      <w:r>
-        <w:rPr>
-          <w:noProof/>
-        </w:rPr>
         <w:drawing>
-          <wp:inline distT="0" distB="0" distL="0" distR="0" wp14:anchorId="64C76275" wp14:editId="18238C2B">
-            <wp:extent cx="2966720" cy="2966720"/>
-            <wp:effectExtent l="0" t="0" r="5080" b="5080"/>
-            <wp:docPr id="1155085339" name="Picture 1"/>
+          <wp:anchor distT="0" distB="0" distL="114300" distR="114300" simplePos="0" relativeHeight="251658240" behindDoc="0" locked="0" layoutInCell="1" allowOverlap="1" wp14:anchorId="4DFC286C" wp14:editId="141C9F8F">
+            <wp:simplePos x="0" y="0"/>
+            <wp:positionH relativeFrom="column">
+              <wp:posOffset>-168275</wp:posOffset>
+            </wp:positionH>
+            <wp:positionV relativeFrom="paragraph">
+              <wp:posOffset>281305</wp:posOffset>
+            </wp:positionV>
+            <wp:extent cx="1196340" cy="1596390"/>
+            <wp:effectExtent l="0" t="0" r="3810" b="3810"/>
+            <wp:wrapSquare wrapText="bothSides"/>
+            <wp:docPr id="2069741139" name="Afbeelding 4" descr="Samengestelde foto van de Nederlands 6 mooiste mannen - zie volgende ..."/>
             <wp:cNvGraphicFramePr>
               <a:graphicFrameLocks xmlns:a="http://schemas.openxmlformats.org/drawingml/2006/main" noChangeAspect="1"/>
             </wp:cNvGraphicFramePr>
@@ -139,13 +27,13 @@
               <a:graphicData uri="http://schemas.openxmlformats.org/drawingml/2006/picture">
                 <pic:pic xmlns:pic="http://schemas.openxmlformats.org/drawingml/2006/picture">
                   <pic:nvPicPr>
-                    <pic:cNvPr id="0" name="Picture 1"/>
+                    <pic:cNvPr id="0" name="Picture 65" descr="Samengestelde foto van de Nederlands 6 mooiste mannen - zie volgende ..."/>
                     <pic:cNvPicPr>
                       <a:picLocks noChangeAspect="1" noChangeArrowheads="1"/>
                     </pic:cNvPicPr>
                   </pic:nvPicPr>
                   <pic:blipFill>
-                    <a:blip r:embed="rId4" cstate="print">
+                    <a:blip r:embed="rId5" cstate="print">
                       <a:extLst>
                         <a:ext uri="{28A0092B-C50C-407E-A947-70E740481C1C}">
                           <a14:useLocalDpi xmlns:a14="http://schemas.microsoft.com/office/drawing/2010/main" val="0"/>
@@ -160,7 +48,7 @@
                   <pic:spPr bwMode="auto">
                     <a:xfrm>
                       <a:off x="0" y="0"/>
-                      <a:ext cx="2966720" cy="2966720"/>
+                      <a:ext cx="1196340" cy="1596390"/>
                     </a:xfrm>
                     <a:prstGeom prst="rect">
                       <a:avLst/>
@@ -173,10 +61,528 @@
                 </pic:pic>
               </a:graphicData>
             </a:graphic>
-          </wp:inline>
+            <wp14:sizeRelH relativeFrom="margin">
+              <wp14:pctWidth>0</wp14:pctWidth>
+            </wp14:sizeRelH>
+            <wp14:sizeRelV relativeFrom="margin">
+              <wp14:pctHeight>0</wp14:pctHeight>
+            </wp14:sizeRelV>
+          </wp:anchor>
         </w:drawing>
       </w:r>
-    </w:p>
+      <w:r>
+        <w:pict w14:anchorId="0022DF61">
+          <v:rect id="_x0000_i1076" style="width:0;height:1.5pt" o:hralign="center" o:hrstd="t" o:hr="t" fillcolor="#a0a0a0" stroked="f"/>
+        </w:pict>
+      </w:r>
+    </w:p>
+    <w:p>
+      <w:pPr>
+        <w:rPr>
+          <w:b/>
+          <w:bCs/>
+        </w:rPr>
+      </w:pPr>
+    </w:p>
+    <w:p>
+      <w:pPr>
+        <w:rPr>
+          <w:b/>
+          <w:bCs/>
+        </w:rPr>
+      </w:pPr>
+    </w:p>
+    <w:p>
+      <w:pPr>
+        <w:rPr>
+          <w:b/>
+          <w:bCs/>
+        </w:rPr>
+      </w:pPr>
+    </w:p>
+    <w:p>
+      <w:pPr>
+        <w:rPr>
+          <w:b/>
+          <w:bCs/>
+        </w:rPr>
+      </w:pPr>
+    </w:p>
+    <w:p>
+      <w:pPr>
+        <w:rPr>
+          <w:b/>
+          <w:bCs/>
+        </w:rPr>
+      </w:pPr>
+      <w:r>
+        <w:rPr>
+          <w:b/>
+          <w:bCs/>
+        </w:rPr>
+        <w:t>Thomas</w:t>
+      </w:r>
+      <w:r>
+        <w:rPr>
+          <w:b/>
+          <w:bCs/>
+        </w:rPr>
+        <w:t xml:space="preserve"> Peeters</w:t>
+      </w:r>
+      <w:r>
+        <w:rPr>
+          <w:b/>
+          <w:bCs/>
+        </w:rPr>
+        <w:t xml:space="preserve">   </w:t>
+      </w:r>
+    </w:p>
+    <w:p>
+      <w:r>
+        <w:rPr>
+          <w:b/>
+          <w:bCs/>
+        </w:rPr>
+        <w:t>Status:</w:t>
+      </w:r>
+      <w:r>
+        <w:t xml:space="preserve"> Werkende vader</w:t>
+      </w:r>
+    </w:p>
+    <w:p>
+      <w:r>
+        <w:pict w14:anchorId="54E03D9D">
+          <v:rect id="_x0000_i1062" style="width:0;height:1.5pt" o:hralign="center" o:hrstd="t" o:hr="t" fillcolor="#a0a0a0" stroked="f"/>
+        </w:pict>
+      </w:r>
+    </w:p>
+    <w:p>
+      <w:pPr>
+        <w:rPr>
+          <w:b/>
+          <w:bCs/>
+        </w:rPr>
+      </w:pPr>
+      <w:r>
+        <w:rPr>
+          <w:b/>
+          <w:bCs/>
+        </w:rPr>
+        <w:t>PERSONA DATA</w:t>
+      </w:r>
+    </w:p>
+    <w:p>
+      <w:pPr>
+        <w:numPr>
+          <w:ilvl w:val="0"/>
+          <w:numId w:val="1"/>
+        </w:numPr>
+      </w:pPr>
+      <w:r>
+        <w:rPr>
+          <w:b/>
+          <w:bCs/>
+        </w:rPr>
+        <w:t>LEEFTIJD:</w:t>
+      </w:r>
+      <w:r>
+        <w:t xml:space="preserve"> 28</w:t>
+      </w:r>
+    </w:p>
+    <w:p>
+      <w:pPr>
+        <w:numPr>
+          <w:ilvl w:val="0"/>
+          <w:numId w:val="1"/>
+        </w:numPr>
+      </w:pPr>
+      <w:r>
+        <w:rPr>
+          <w:b/>
+          <w:bCs/>
+        </w:rPr>
+        <w:t>JOB:</w:t>
+      </w:r>
+      <w:r>
+        <w:t xml:space="preserve"> Junior IT Consultant</w:t>
+      </w:r>
+    </w:p>
+    <w:p>
+      <w:pPr>
+        <w:numPr>
+          <w:ilvl w:val="0"/>
+          <w:numId w:val="1"/>
+        </w:numPr>
+      </w:pPr>
+      <w:r>
+        <w:rPr>
+          <w:b/>
+          <w:bCs/>
+        </w:rPr>
+        <w:t>STATUS:</w:t>
+      </w:r>
+      <w:r>
+        <w:t xml:space="preserve"> Samenwonend (vader van 2)</w:t>
+      </w:r>
+    </w:p>
+    <w:p>
+      <w:pPr>
+        <w:numPr>
+          <w:ilvl w:val="0"/>
+          <w:numId w:val="1"/>
+        </w:numPr>
+      </w:pPr>
+      <w:r>
+        <w:rPr>
+          <w:b/>
+          <w:bCs/>
+        </w:rPr>
+        <w:t>LOCATIE:</w:t>
+      </w:r>
+      <w:r>
+        <w:t xml:space="preserve"> Gent, België</w:t>
+      </w:r>
+    </w:p>
+    <w:p>
+      <w:pPr>
+        <w:numPr>
+          <w:ilvl w:val="0"/>
+          <w:numId w:val="1"/>
+        </w:numPr>
+      </w:pPr>
+      <w:r>
+        <w:rPr>
+          <w:b/>
+          <w:bCs/>
+        </w:rPr>
+        <w:t>GESLACHT:</w:t>
+      </w:r>
+      <w:r>
+        <w:t xml:space="preserve"> Man</w:t>
+      </w:r>
+    </w:p>
+    <w:p>
+      <w:r>
+        <w:pict w14:anchorId="39A8A4C7">
+          <v:rect id="_x0000_i1063" style="width:0;height:1.5pt" o:hralign="center" o:hrstd="t" o:hr="t" fillcolor="#a0a0a0" stroked="f"/>
+        </w:pict>
+      </w:r>
+    </w:p>
+    <w:p>
+      <w:pPr>
+        <w:rPr>
+          <w:b/>
+          <w:bCs/>
+        </w:rPr>
+      </w:pPr>
+      <w:r>
+        <w:rPr>
+          <w:b/>
+          <w:bCs/>
+        </w:rPr>
+        <w:t>VERHAAL</w:t>
+      </w:r>
+    </w:p>
+    <w:p>
+      <w:r>
+        <w:t xml:space="preserve">Thomas is een ambitieuze </w:t>
+      </w:r>
+      <w:r>
+        <w:t xml:space="preserve">bijna dertiger </w:t>
+      </w:r>
+      <w:r>
+        <w:t>die samen met zijn vriendin in een gerenoveerde stadswoning in Gent woont. Ze hebben twee kinderen: Finn (3 jaar) en Noor (6 maanden). Thomas werkt vier dagen per week bij een tech-bedrijf en vult zijn 'papadag' met uitstapjes naar de speeltuin, de bibliotheek of de lokale koffiebar met een kinderhoekje.</w:t>
+      </w:r>
+    </w:p>
+    <w:p>
+      <w:r>
+        <w:t>Hij is zeer pragmatisch ingesteld: alles wat zijn leven als jonge ouder makkelijker maakt, omarmt hij. Hij gebruikt apps voor alles, van het bijhouden van de slaapuren van de baby tot het plannen van de gezamenlijke gezinsagenda. Thomas is de "onderzoeker" van het gezin; voor hij een grotere aankoop doet of een uitstap plant, vergelijkt hij reviews en zoekt hij naar de meest efficiënte optie. Hij heeft weinig geduld voor processen die onnodig ingewikkeld zijn of die hem dwingen om zijn smartphone weg te leggen.</w:t>
+      </w:r>
+    </w:p>
+    <w:p>
+      <w:r>
+        <w:pict w14:anchorId="15C62802">
+          <v:rect id="_x0000_i1064" style="width:0;height:1.5pt" o:hralign="center" o:hrstd="t" o:hr="t" fillcolor="#a0a0a0" stroked="f"/>
+        </w:pict>
+      </w:r>
+    </w:p>
+    <w:p>
+      <w:pPr>
+        <w:rPr>
+          <w:b/>
+          <w:bCs/>
+        </w:rPr>
+      </w:pPr>
+      <w:r>
+        <w:rPr>
+          <w:b/>
+          <w:bCs/>
+        </w:rPr>
+        <w:t>PLUS PUNTEN</w:t>
+      </w:r>
+    </w:p>
+    <w:p>
+      <w:pPr>
+        <w:numPr>
+          <w:ilvl w:val="0"/>
+          <w:numId w:val="2"/>
+        </w:numPr>
+      </w:pPr>
+      <w:r>
+        <w:rPr>
+          <w:b/>
+          <w:bCs/>
+        </w:rPr>
+        <w:t>Integratie met Google/Apple Agenda:</w:t>
+      </w:r>
+      <w:r>
+        <w:t xml:space="preserve"> Hij wil activiteiten met één klik in zijn gezinsagenda kunnen zetten.</w:t>
+      </w:r>
+    </w:p>
+    <w:p>
+      <w:pPr>
+        <w:numPr>
+          <w:ilvl w:val="0"/>
+          <w:numId w:val="2"/>
+        </w:numPr>
+      </w:pPr>
+      <w:r>
+        <w:rPr>
+          <w:b/>
+          <w:bCs/>
+        </w:rPr>
+        <w:t>Data &amp; Specificaties:</w:t>
+      </w:r>
+      <w:r>
+        <w:t xml:space="preserve"> Hij houdt van duidelijke feiten (bijv. "voldoende parkeergelegenheid", "buggy-vriendelijk", "verschoontafel aanwezig").</w:t>
+      </w:r>
+    </w:p>
+    <w:p>
+      <w:pPr>
+        <w:numPr>
+          <w:ilvl w:val="0"/>
+          <w:numId w:val="2"/>
+        </w:numPr>
+      </w:pPr>
+      <w:r>
+        <w:rPr>
+          <w:b/>
+          <w:bCs/>
+        </w:rPr>
+        <w:t>Self-service opties:</w:t>
+      </w:r>
+      <w:r>
+        <w:t xml:space="preserve"> De mogelijkheid om zelf online wijzigingen door te voeren zonder te hoeven bellen.</w:t>
+      </w:r>
+    </w:p>
+    <w:p>
+      <w:pPr>
+        <w:numPr>
+          <w:ilvl w:val="0"/>
+          <w:numId w:val="2"/>
+        </w:numPr>
+      </w:pPr>
+      <w:r>
+        <w:rPr>
+          <w:b/>
+          <w:bCs/>
+        </w:rPr>
+        <w:lastRenderedPageBreak/>
+        <w:t>Dark mode / Modern design:</w:t>
+      </w:r>
+      <w:r>
+        <w:t xml:space="preserve"> Hij waardeert een interface die er strak uitziet en ook 's avonds (tijdens de nachtvoeding) prettig leesbaar is.</w:t>
+      </w:r>
+    </w:p>
+    <w:p>
+      <w:r>
+        <w:pict w14:anchorId="6DF993AA">
+          <v:rect id="_x0000_i1065" style="width:0;height:1.5pt" o:hralign="center" o:hrstd="t" o:hr="t" fillcolor="#a0a0a0" stroked="f"/>
+        </w:pict>
+      </w:r>
+    </w:p>
+    <w:p>
+      <w:pPr>
+        <w:rPr>
+          <w:b/>
+          <w:bCs/>
+        </w:rPr>
+      </w:pPr>
+      <w:r>
+        <w:rPr>
+          <w:b/>
+          <w:bCs/>
+        </w:rPr>
+        <w:t>MIN PUNTEN</w:t>
+      </w:r>
+    </w:p>
+    <w:p>
+      <w:pPr>
+        <w:numPr>
+          <w:ilvl w:val="0"/>
+          <w:numId w:val="3"/>
+        </w:numPr>
+      </w:pPr>
+      <w:r>
+        <w:rPr>
+          <w:b/>
+          <w:bCs/>
+        </w:rPr>
+        <w:t>Gender-bias:</w:t>
+      </w:r>
+      <w:r>
+        <w:t xml:space="preserve"> Websites die zich uitsluitend op "mama's" richten; hij voelt zich als betrokken vader soms genegeerd door marketing.</w:t>
+      </w:r>
+    </w:p>
+    <w:p>
+      <w:pPr>
+        <w:numPr>
+          <w:ilvl w:val="0"/>
+          <w:numId w:val="3"/>
+        </w:numPr>
+      </w:pPr>
+      <w:r>
+        <w:rPr>
+          <w:b/>
+          <w:bCs/>
+        </w:rPr>
+        <w:t>Gebrek aan transparantie:</w:t>
+      </w:r>
+      <w:r>
+        <w:t xml:space="preserve"> Onduidelijkheid over beschikbaarheid of wachttijden irriteert hem mateloos.</w:t>
+      </w:r>
+    </w:p>
+    <w:p>
+      <w:pPr>
+        <w:numPr>
+          <w:ilvl w:val="0"/>
+          <w:numId w:val="3"/>
+        </w:numPr>
+      </w:pPr>
+      <w:r>
+        <w:rPr>
+          <w:b/>
+          <w:bCs/>
+        </w:rPr>
+        <w:t>Fysieke formulieren:</w:t>
+      </w:r>
+      <w:r>
+        <w:t xml:space="preserve"> Alles wat hij moet uitprinten, scannen of met de pen moet invullen, blijft weken op het aanrecht liggen.</w:t>
+      </w:r>
+    </w:p>
+    <w:p>
+      <w:pPr>
+        <w:numPr>
+          <w:ilvl w:val="0"/>
+          <w:numId w:val="3"/>
+        </w:numPr>
+      </w:pPr>
+      <w:r>
+        <w:rPr>
+          <w:b/>
+          <w:bCs/>
+        </w:rPr>
+        <w:t>Slechte zoekfuncties:</w:t>
+      </w:r>
+      <w:r>
+        <w:t xml:space="preserve"> Als hij niet binnen 10 seconden vindt wat hij zoekt, verlaat hij de site.</w:t>
+      </w:r>
+    </w:p>
+    <w:p>
+      <w:r>
+        <w:pict w14:anchorId="1AA2D0C7">
+          <v:rect id="_x0000_i1066" style="width:0;height:1.5pt" o:hralign="center" o:hrstd="t" o:hr="t" fillcolor="#a0a0a0" stroked="f"/>
+        </w:pict>
+      </w:r>
+    </w:p>
+    <w:p>
+      <w:pPr>
+        <w:rPr>
+          <w:b/>
+          <w:bCs/>
+        </w:rPr>
+      </w:pPr>
+      <w:r>
+        <w:rPr>
+          <w:b/>
+          <w:bCs/>
+        </w:rPr>
+        <w:t>KARAKTER</w:t>
+      </w:r>
+    </w:p>
+    <w:p>
+      <w:pPr>
+        <w:numPr>
+          <w:ilvl w:val="0"/>
+          <w:numId w:val="4"/>
+        </w:numPr>
+      </w:pPr>
+      <w:r>
+        <w:rPr>
+          <w:b/>
+          <w:bCs/>
+        </w:rPr>
+        <w:t>Technisch onderlegd:</w:t>
+      </w:r>
+      <w:r>
+        <w:t xml:space="preserve"> Verwacht dat software en websites simpelweg "werken".</w:t>
+      </w:r>
+    </w:p>
+    <w:p>
+      <w:pPr>
+        <w:numPr>
+          <w:ilvl w:val="0"/>
+          <w:numId w:val="4"/>
+        </w:numPr>
+      </w:pPr>
+      <w:r>
+        <w:rPr>
+          <w:b/>
+          <w:bCs/>
+        </w:rPr>
+        <w:t>Pragmatisch:</w:t>
+      </w:r>
+      <w:r>
+        <w:t xml:space="preserve"> Kiest altijd de kortste route naar het doel.</w:t>
+      </w:r>
+    </w:p>
+    <w:p>
+      <w:pPr>
+        <w:numPr>
+          <w:ilvl w:val="0"/>
+          <w:numId w:val="4"/>
+        </w:numPr>
+      </w:pPr>
+      <w:r>
+        <w:rPr>
+          <w:b/>
+          <w:bCs/>
+        </w:rPr>
+        <w:t>Leergierig:</w:t>
+      </w:r>
+      <w:r>
+        <w:t xml:space="preserve"> Wil graag weten "waarom" iets werkt of zo geregeld is.</w:t>
+      </w:r>
+    </w:p>
+    <w:p>
+      <w:pPr>
+        <w:numPr>
+          <w:ilvl w:val="0"/>
+          <w:numId w:val="4"/>
+        </w:numPr>
+      </w:pPr>
+      <w:r>
+        <w:rPr>
+          <w:b/>
+          <w:bCs/>
+        </w:rPr>
+        <w:t>Gejaagd:</w:t>
+      </w:r>
+      <w:r>
+        <w:t xml:space="preserve"> Heeft door de combinatie werk/gezin altijd het gevoel dat hij tijd tekort komt.</w:t>
+      </w:r>
+    </w:p>
+    <w:p/>
     <w:sectPr>
       <w:pgSz w:w="11906" w:h="16838"/>
       <w:pgMar w:top="1417" w:right="1417" w:bottom="1417" w:left="1417" w:header="708" w:footer="708" w:gutter="0"/>
@@ -187,6 +593,619 @@
 </w:document>
 </file>
 
+<file path=word/numbering.xml><?xml version="1.0" encoding="utf-8"?>
+<w:numbering xmlns:wpc="http://schemas.microsoft.com/office/word/2010/wordprocessingCanvas" xmlns:cx="http://schemas.microsoft.com/office/drawing/2014/chartex" xmlns:cx1="http://schemas.microsoft.com/office/drawing/2015/9/8/chartex" xmlns:cx2="http://schemas.microsoft.com/office/drawing/2015/10/21/chartex" xmlns:cx3="http://schemas.microsoft.com/office/drawing/2016/5/9/chartex" xmlns:cx4="http://schemas.microsoft.com/office/drawing/2016/5/10/chartex" xmlns:cx5="http://schemas.microsoft.com/office/drawing/2016/5/11/chartex" xmlns:cx6="http://schemas.microsoft.com/office/drawing/2016/5/12/chartex" xmlns:cx7="http://schemas.microsoft.com/office/drawing/2016/5/13/chartex" xmlns:cx8="http://schemas.microsoft.com/office/drawing/2016/5/14/chartex" xmlns:mc="http://schemas.openxmlformats.org/markup-compatibility/2006" xmlns:aink="http://schemas.microsoft.com/office/drawing/2016/ink" xmlns:am3d="http://schemas.microsoft.com/office/drawing/2017/model3d" xmlns:o="urn:schemas-microsoft-com:office:office" xmlns:oel="http://schemas.microsoft.com/office/2019/extlst" xmlns:r="http://schemas.openxmlformats.org/officeDocument/2006/relationships" xmlns:m="http://schemas.openxmlformats.org/officeDocument/2006/math" xmlns:v="urn:schemas-microsoft-com:vml" xmlns:wp14="http://schemas.microsoft.com/office/word/2010/wordprocessingDrawing" xmlns:wp="http://schemas.openxmlformats.org/drawingml/2006/wordprocessingDrawing" xmlns:w10="urn:schemas-microsoft-com:office:word" xmlns:w="http://schemas.openxmlformats.org/wordprocessingml/2006/main" xmlns:w14="http://schemas.microsoft.com/office/word/2010/wordml" xmlns:w15="http://schemas.microsoft.com/office/word/2012/wordml" xmlns:w16cex="http://schemas.microsoft.com/office/word/2018/wordml/cex" xmlns:w16cid="http://schemas.microsoft.com/office/word/2016/wordml/cid" xmlns:w16="http://schemas.microsoft.com/office/word/2018/wordml" xmlns:w16du="http://schemas.microsoft.com/office/word/2023/wordml/word16du" xmlns:w16sdtdh="http://schemas.microsoft.com/office/word/2020/wordml/sdtdatahash" xmlns:w16sdtfl="http://schemas.microsoft.com/office/word/2024/wordml/sdtformatlock" xmlns:w16se="http://schemas.microsoft.com/office/word/2015/wordml/symex" xmlns:wpg="http://schemas.microsoft.com/office/word/2010/wordprocessingGroup" xmlns:wpi="http://schemas.microsoft.com/office/word/2010/wordprocessingInk" xmlns:wne="http://schemas.microsoft.com/office/word/2006/wordml" xmlns:wps="http://schemas.microsoft.com/office/word/2010/wordprocessingShape" mc:Ignorable="w14 w15 w16se w16cid w16 w16cex w16sdtdh w16sdtfl w16du wp14">
+  <w:abstractNum w:abstractNumId="0" w15:restartNumberingAfterBreak="0">
+    <w:nsid w:val="6EF50585"/>
+    <w:multiLevelType w:val="multilevel"/>
+    <w:tmpl w:val="BD202864"/>
+    <w:lvl w:ilvl="0">
+      <w:start w:val="1"/>
+      <w:numFmt w:val="bullet"/>
+      <w:lvlText w:val=""/>
+      <w:lvlJc w:val="left"/>
+      <w:pPr>
+        <w:tabs>
+          <w:tab w:val="num" w:pos="720"/>
+        </w:tabs>
+        <w:ind w:left="720" w:hanging="360"/>
+      </w:pPr>
+      <w:rPr>
+        <w:rFonts w:ascii="Symbol" w:hAnsi="Symbol" w:hint="default"/>
+        <w:sz w:val="20"/>
+      </w:rPr>
+    </w:lvl>
+    <w:lvl w:ilvl="1" w:tentative="1">
+      <w:start w:val="1"/>
+      <w:numFmt w:val="bullet"/>
+      <w:lvlText w:val="o"/>
+      <w:lvlJc w:val="left"/>
+      <w:pPr>
+        <w:tabs>
+          <w:tab w:val="num" w:pos="1440"/>
+        </w:tabs>
+        <w:ind w:left="1440" w:hanging="360"/>
+      </w:pPr>
+      <w:rPr>
+        <w:rFonts w:ascii="Courier New" w:hAnsi="Courier New" w:hint="default"/>
+        <w:sz w:val="20"/>
+      </w:rPr>
+    </w:lvl>
+    <w:lvl w:ilvl="2" w:tentative="1">
+      <w:start w:val="1"/>
+      <w:numFmt w:val="bullet"/>
+      <w:lvlText w:val=""/>
+      <w:lvlJc w:val="left"/>
+      <w:pPr>
+        <w:tabs>
+          <w:tab w:val="num" w:pos="2160"/>
+        </w:tabs>
+        <w:ind w:left="2160" w:hanging="360"/>
+      </w:pPr>
+      <w:rPr>
+        <w:rFonts w:ascii="Wingdings" w:hAnsi="Wingdings" w:hint="default"/>
+        <w:sz w:val="20"/>
+      </w:rPr>
+    </w:lvl>
+    <w:lvl w:ilvl="3" w:tentative="1">
+      <w:start w:val="1"/>
+      <w:numFmt w:val="bullet"/>
+      <w:lvlText w:val=""/>
+      <w:lvlJc w:val="left"/>
+      <w:pPr>
+        <w:tabs>
+          <w:tab w:val="num" w:pos="2880"/>
+        </w:tabs>
+        <w:ind w:left="2880" w:hanging="360"/>
+      </w:pPr>
+      <w:rPr>
+        <w:rFonts w:ascii="Wingdings" w:hAnsi="Wingdings" w:hint="default"/>
+        <w:sz w:val="20"/>
+      </w:rPr>
+    </w:lvl>
+    <w:lvl w:ilvl="4" w:tentative="1">
+      <w:start w:val="1"/>
+      <w:numFmt w:val="bullet"/>
+      <w:lvlText w:val=""/>
+      <w:lvlJc w:val="left"/>
+      <w:pPr>
+        <w:tabs>
+          <w:tab w:val="num" w:pos="3600"/>
+        </w:tabs>
+        <w:ind w:left="3600" w:hanging="360"/>
+      </w:pPr>
+      <w:rPr>
+        <w:rFonts w:ascii="Wingdings" w:hAnsi="Wingdings" w:hint="default"/>
+        <w:sz w:val="20"/>
+      </w:rPr>
+    </w:lvl>
+    <w:lvl w:ilvl="5" w:tentative="1">
+      <w:start w:val="1"/>
+      <w:numFmt w:val="bullet"/>
+      <w:lvlText w:val=""/>
+      <w:lvlJc w:val="left"/>
+      <w:pPr>
+        <w:tabs>
+          <w:tab w:val="num" w:pos="4320"/>
+        </w:tabs>
+        <w:ind w:left="4320" w:hanging="360"/>
+      </w:pPr>
+      <w:rPr>
+        <w:rFonts w:ascii="Wingdings" w:hAnsi="Wingdings" w:hint="default"/>
+        <w:sz w:val="20"/>
+      </w:rPr>
+    </w:lvl>
+    <w:lvl w:ilvl="6" w:tentative="1">
+      <w:start w:val="1"/>
+      <w:numFmt w:val="bullet"/>
+      <w:lvlText w:val=""/>
+      <w:lvlJc w:val="left"/>
+      <w:pPr>
+        <w:tabs>
+          <w:tab w:val="num" w:pos="5040"/>
+        </w:tabs>
+        <w:ind w:left="5040" w:hanging="360"/>
+      </w:pPr>
+      <w:rPr>
+        <w:rFonts w:ascii="Wingdings" w:hAnsi="Wingdings" w:hint="default"/>
+        <w:sz w:val="20"/>
+      </w:rPr>
+    </w:lvl>
+    <w:lvl w:ilvl="7" w:tentative="1">
+      <w:start w:val="1"/>
+      <w:numFmt w:val="bullet"/>
+      <w:lvlText w:val=""/>
+      <w:lvlJc w:val="left"/>
+      <w:pPr>
+        <w:tabs>
+          <w:tab w:val="num" w:pos="5760"/>
+        </w:tabs>
+        <w:ind w:left="5760" w:hanging="360"/>
+      </w:pPr>
+      <w:rPr>
+        <w:rFonts w:ascii="Wingdings" w:hAnsi="Wingdings" w:hint="default"/>
+        <w:sz w:val="20"/>
+      </w:rPr>
+    </w:lvl>
+    <w:lvl w:ilvl="8" w:tentative="1">
+      <w:start w:val="1"/>
+      <w:numFmt w:val="bullet"/>
+      <w:lvlText w:val=""/>
+      <w:lvlJc w:val="left"/>
+      <w:pPr>
+        <w:tabs>
+          <w:tab w:val="num" w:pos="6480"/>
+        </w:tabs>
+        <w:ind w:left="6480" w:hanging="360"/>
+      </w:pPr>
+      <w:rPr>
+        <w:rFonts w:ascii="Wingdings" w:hAnsi="Wingdings" w:hint="default"/>
+        <w:sz w:val="20"/>
+      </w:rPr>
+    </w:lvl>
+  </w:abstractNum>
+  <w:abstractNum w:abstractNumId="1" w15:restartNumberingAfterBreak="0">
+    <w:nsid w:val="73834852"/>
+    <w:multiLevelType w:val="multilevel"/>
+    <w:tmpl w:val="8534A7DC"/>
+    <w:lvl w:ilvl="0">
+      <w:start w:val="1"/>
+      <w:numFmt w:val="bullet"/>
+      <w:lvlText w:val=""/>
+      <w:lvlJc w:val="left"/>
+      <w:pPr>
+        <w:tabs>
+          <w:tab w:val="num" w:pos="720"/>
+        </w:tabs>
+        <w:ind w:left="720" w:hanging="360"/>
+      </w:pPr>
+      <w:rPr>
+        <w:rFonts w:ascii="Symbol" w:hAnsi="Symbol" w:hint="default"/>
+        <w:sz w:val="20"/>
+      </w:rPr>
+    </w:lvl>
+    <w:lvl w:ilvl="1" w:tentative="1">
+      <w:start w:val="1"/>
+      <w:numFmt w:val="bullet"/>
+      <w:lvlText w:val="o"/>
+      <w:lvlJc w:val="left"/>
+      <w:pPr>
+        <w:tabs>
+          <w:tab w:val="num" w:pos="1440"/>
+        </w:tabs>
+        <w:ind w:left="1440" w:hanging="360"/>
+      </w:pPr>
+      <w:rPr>
+        <w:rFonts w:ascii="Courier New" w:hAnsi="Courier New" w:hint="default"/>
+        <w:sz w:val="20"/>
+      </w:rPr>
+    </w:lvl>
+    <w:lvl w:ilvl="2" w:tentative="1">
+      <w:start w:val="1"/>
+      <w:numFmt w:val="bullet"/>
+      <w:lvlText w:val=""/>
+      <w:lvlJc w:val="left"/>
+      <w:pPr>
+        <w:tabs>
+          <w:tab w:val="num" w:pos="2160"/>
+        </w:tabs>
+        <w:ind w:left="2160" w:hanging="360"/>
+      </w:pPr>
+      <w:rPr>
+        <w:rFonts w:ascii="Wingdings" w:hAnsi="Wingdings" w:hint="default"/>
+        <w:sz w:val="20"/>
+      </w:rPr>
+    </w:lvl>
+    <w:lvl w:ilvl="3" w:tentative="1">
+      <w:start w:val="1"/>
+      <w:numFmt w:val="bullet"/>
+      <w:lvlText w:val=""/>
+      <w:lvlJc w:val="left"/>
+      <w:pPr>
+        <w:tabs>
+          <w:tab w:val="num" w:pos="2880"/>
+        </w:tabs>
+        <w:ind w:left="2880" w:hanging="360"/>
+      </w:pPr>
+      <w:rPr>
+        <w:rFonts w:ascii="Wingdings" w:hAnsi="Wingdings" w:hint="default"/>
+        <w:sz w:val="20"/>
+      </w:rPr>
+    </w:lvl>
+    <w:lvl w:ilvl="4" w:tentative="1">
+      <w:start w:val="1"/>
+      <w:numFmt w:val="bullet"/>
+      <w:lvlText w:val=""/>
+      <w:lvlJc w:val="left"/>
+      <w:pPr>
+        <w:tabs>
+          <w:tab w:val="num" w:pos="3600"/>
+        </w:tabs>
+        <w:ind w:left="3600" w:hanging="360"/>
+      </w:pPr>
+      <w:rPr>
+        <w:rFonts w:ascii="Wingdings" w:hAnsi="Wingdings" w:hint="default"/>
+        <w:sz w:val="20"/>
+      </w:rPr>
+    </w:lvl>
+    <w:lvl w:ilvl="5" w:tentative="1">
+      <w:start w:val="1"/>
+      <w:numFmt w:val="bullet"/>
+      <w:lvlText w:val=""/>
+      <w:lvlJc w:val="left"/>
+      <w:pPr>
+        <w:tabs>
+          <w:tab w:val="num" w:pos="4320"/>
+        </w:tabs>
+        <w:ind w:left="4320" w:hanging="360"/>
+      </w:pPr>
+      <w:rPr>
+        <w:rFonts w:ascii="Wingdings" w:hAnsi="Wingdings" w:hint="default"/>
+        <w:sz w:val="20"/>
+      </w:rPr>
+    </w:lvl>
+    <w:lvl w:ilvl="6" w:tentative="1">
+      <w:start w:val="1"/>
+      <w:numFmt w:val="bullet"/>
+      <w:lvlText w:val=""/>
+      <w:lvlJc w:val="left"/>
+      <w:pPr>
+        <w:tabs>
+          <w:tab w:val="num" w:pos="5040"/>
+        </w:tabs>
+        <w:ind w:left="5040" w:hanging="360"/>
+      </w:pPr>
+      <w:rPr>
+        <w:rFonts w:ascii="Wingdings" w:hAnsi="Wingdings" w:hint="default"/>
+        <w:sz w:val="20"/>
+      </w:rPr>
+    </w:lvl>
+    <w:lvl w:ilvl="7" w:tentative="1">
+      <w:start w:val="1"/>
+      <w:numFmt w:val="bullet"/>
+      <w:lvlText w:val=""/>
+      <w:lvlJc w:val="left"/>
+      <w:pPr>
+        <w:tabs>
+          <w:tab w:val="num" w:pos="5760"/>
+        </w:tabs>
+        <w:ind w:left="5760" w:hanging="360"/>
+      </w:pPr>
+      <w:rPr>
+        <w:rFonts w:ascii="Wingdings" w:hAnsi="Wingdings" w:hint="default"/>
+        <w:sz w:val="20"/>
+      </w:rPr>
+    </w:lvl>
+    <w:lvl w:ilvl="8" w:tentative="1">
+      <w:start w:val="1"/>
+      <w:numFmt w:val="bullet"/>
+      <w:lvlText w:val=""/>
+      <w:lvlJc w:val="left"/>
+      <w:pPr>
+        <w:tabs>
+          <w:tab w:val="num" w:pos="6480"/>
+        </w:tabs>
+        <w:ind w:left="6480" w:hanging="360"/>
+      </w:pPr>
+      <w:rPr>
+        <w:rFonts w:ascii="Wingdings" w:hAnsi="Wingdings" w:hint="default"/>
+        <w:sz w:val="20"/>
+      </w:rPr>
+    </w:lvl>
+  </w:abstractNum>
+  <w:abstractNum w:abstractNumId="2" w15:restartNumberingAfterBreak="0">
+    <w:nsid w:val="74C45184"/>
+    <w:multiLevelType w:val="multilevel"/>
+    <w:tmpl w:val="DEFE7918"/>
+    <w:lvl w:ilvl="0">
+      <w:start w:val="1"/>
+      <w:numFmt w:val="bullet"/>
+      <w:lvlText w:val=""/>
+      <w:lvlJc w:val="left"/>
+      <w:pPr>
+        <w:tabs>
+          <w:tab w:val="num" w:pos="720"/>
+        </w:tabs>
+        <w:ind w:left="720" w:hanging="360"/>
+      </w:pPr>
+      <w:rPr>
+        <w:rFonts w:ascii="Symbol" w:hAnsi="Symbol" w:hint="default"/>
+        <w:sz w:val="20"/>
+      </w:rPr>
+    </w:lvl>
+    <w:lvl w:ilvl="1" w:tentative="1">
+      <w:start w:val="1"/>
+      <w:numFmt w:val="bullet"/>
+      <w:lvlText w:val="o"/>
+      <w:lvlJc w:val="left"/>
+      <w:pPr>
+        <w:tabs>
+          <w:tab w:val="num" w:pos="1440"/>
+        </w:tabs>
+        <w:ind w:left="1440" w:hanging="360"/>
+      </w:pPr>
+      <w:rPr>
+        <w:rFonts w:ascii="Courier New" w:hAnsi="Courier New" w:hint="default"/>
+        <w:sz w:val="20"/>
+      </w:rPr>
+    </w:lvl>
+    <w:lvl w:ilvl="2" w:tentative="1">
+      <w:start w:val="1"/>
+      <w:numFmt w:val="bullet"/>
+      <w:lvlText w:val=""/>
+      <w:lvlJc w:val="left"/>
+      <w:pPr>
+        <w:tabs>
+          <w:tab w:val="num" w:pos="2160"/>
+        </w:tabs>
+        <w:ind w:left="2160" w:hanging="360"/>
+      </w:pPr>
+      <w:rPr>
+        <w:rFonts w:ascii="Wingdings" w:hAnsi="Wingdings" w:hint="default"/>
+        <w:sz w:val="20"/>
+      </w:rPr>
+    </w:lvl>
+    <w:lvl w:ilvl="3" w:tentative="1">
+      <w:start w:val="1"/>
+      <w:numFmt w:val="bullet"/>
+      <w:lvlText w:val=""/>
+      <w:lvlJc w:val="left"/>
+      <w:pPr>
+        <w:tabs>
+          <w:tab w:val="num" w:pos="2880"/>
+        </w:tabs>
+        <w:ind w:left="2880" w:hanging="360"/>
+      </w:pPr>
+      <w:rPr>
+        <w:rFonts w:ascii="Wingdings" w:hAnsi="Wingdings" w:hint="default"/>
+        <w:sz w:val="20"/>
+      </w:rPr>
+    </w:lvl>
+    <w:lvl w:ilvl="4" w:tentative="1">
+      <w:start w:val="1"/>
+      <w:numFmt w:val="bullet"/>
+      <w:lvlText w:val=""/>
+      <w:lvlJc w:val="left"/>
+      <w:pPr>
+        <w:tabs>
+          <w:tab w:val="num" w:pos="3600"/>
+        </w:tabs>
+        <w:ind w:left="3600" w:hanging="360"/>
+      </w:pPr>
+      <w:rPr>
+        <w:rFonts w:ascii="Wingdings" w:hAnsi="Wingdings" w:hint="default"/>
+        <w:sz w:val="20"/>
+      </w:rPr>
+    </w:lvl>
+    <w:lvl w:ilvl="5" w:tentative="1">
+      <w:start w:val="1"/>
+      <w:numFmt w:val="bullet"/>
+      <w:lvlText w:val=""/>
+      <w:lvlJc w:val="left"/>
+      <w:pPr>
+        <w:tabs>
+          <w:tab w:val="num" w:pos="4320"/>
+        </w:tabs>
+        <w:ind w:left="4320" w:hanging="360"/>
+      </w:pPr>
+      <w:rPr>
+        <w:rFonts w:ascii="Wingdings" w:hAnsi="Wingdings" w:hint="default"/>
+        <w:sz w:val="20"/>
+      </w:rPr>
+    </w:lvl>
+    <w:lvl w:ilvl="6" w:tentative="1">
+      <w:start w:val="1"/>
+      <w:numFmt w:val="bullet"/>
+      <w:lvlText w:val=""/>
+      <w:lvlJc w:val="left"/>
+      <w:pPr>
+        <w:tabs>
+          <w:tab w:val="num" w:pos="5040"/>
+        </w:tabs>
+        <w:ind w:left="5040" w:hanging="360"/>
+      </w:pPr>
+      <w:rPr>
+        <w:rFonts w:ascii="Wingdings" w:hAnsi="Wingdings" w:hint="default"/>
+        <w:sz w:val="20"/>
+      </w:rPr>
+    </w:lvl>
+    <w:lvl w:ilvl="7" w:tentative="1">
+      <w:start w:val="1"/>
+      <w:numFmt w:val="bullet"/>
+      <w:lvlText w:val=""/>
+      <w:lvlJc w:val="left"/>
+      <w:pPr>
+        <w:tabs>
+          <w:tab w:val="num" w:pos="5760"/>
+        </w:tabs>
+        <w:ind w:left="5760" w:hanging="360"/>
+      </w:pPr>
+      <w:rPr>
+        <w:rFonts w:ascii="Wingdings" w:hAnsi="Wingdings" w:hint="default"/>
+        <w:sz w:val="20"/>
+      </w:rPr>
+    </w:lvl>
+    <w:lvl w:ilvl="8" w:tentative="1">
+      <w:start w:val="1"/>
+      <w:numFmt w:val="bullet"/>
+      <w:lvlText w:val=""/>
+      <w:lvlJc w:val="left"/>
+      <w:pPr>
+        <w:tabs>
+          <w:tab w:val="num" w:pos="6480"/>
+        </w:tabs>
+        <w:ind w:left="6480" w:hanging="360"/>
+      </w:pPr>
+      <w:rPr>
+        <w:rFonts w:ascii="Wingdings" w:hAnsi="Wingdings" w:hint="default"/>
+        <w:sz w:val="20"/>
+      </w:rPr>
+    </w:lvl>
+  </w:abstractNum>
+  <w:abstractNum w:abstractNumId="3" w15:restartNumberingAfterBreak="0">
+    <w:nsid w:val="78B043AC"/>
+    <w:multiLevelType w:val="multilevel"/>
+    <w:tmpl w:val="E0E2F246"/>
+    <w:lvl w:ilvl="0">
+      <w:start w:val="1"/>
+      <w:numFmt w:val="bullet"/>
+      <w:lvlText w:val=""/>
+      <w:lvlJc w:val="left"/>
+      <w:pPr>
+        <w:tabs>
+          <w:tab w:val="num" w:pos="720"/>
+        </w:tabs>
+        <w:ind w:left="720" w:hanging="360"/>
+      </w:pPr>
+      <w:rPr>
+        <w:rFonts w:ascii="Symbol" w:hAnsi="Symbol" w:hint="default"/>
+        <w:sz w:val="20"/>
+      </w:rPr>
+    </w:lvl>
+    <w:lvl w:ilvl="1" w:tentative="1">
+      <w:start w:val="1"/>
+      <w:numFmt w:val="bullet"/>
+      <w:lvlText w:val="o"/>
+      <w:lvlJc w:val="left"/>
+      <w:pPr>
+        <w:tabs>
+          <w:tab w:val="num" w:pos="1440"/>
+        </w:tabs>
+        <w:ind w:left="1440" w:hanging="360"/>
+      </w:pPr>
+      <w:rPr>
+        <w:rFonts w:ascii="Courier New" w:hAnsi="Courier New" w:hint="default"/>
+        <w:sz w:val="20"/>
+      </w:rPr>
+    </w:lvl>
+    <w:lvl w:ilvl="2" w:tentative="1">
+      <w:start w:val="1"/>
+      <w:numFmt w:val="bullet"/>
+      <w:lvlText w:val=""/>
+      <w:lvlJc w:val="left"/>
+      <w:pPr>
+        <w:tabs>
+          <w:tab w:val="num" w:pos="2160"/>
+        </w:tabs>
+        <w:ind w:left="2160" w:hanging="360"/>
+      </w:pPr>
+      <w:rPr>
+        <w:rFonts w:ascii="Wingdings" w:hAnsi="Wingdings" w:hint="default"/>
+        <w:sz w:val="20"/>
+      </w:rPr>
+    </w:lvl>
+    <w:lvl w:ilvl="3" w:tentative="1">
+      <w:start w:val="1"/>
+      <w:numFmt w:val="bullet"/>
+      <w:lvlText w:val=""/>
+      <w:lvlJc w:val="left"/>
+      <w:pPr>
+        <w:tabs>
+          <w:tab w:val="num" w:pos="2880"/>
+        </w:tabs>
+        <w:ind w:left="2880" w:hanging="360"/>
+      </w:pPr>
+      <w:rPr>
+        <w:rFonts w:ascii="Wingdings" w:hAnsi="Wingdings" w:hint="default"/>
+        <w:sz w:val="20"/>
+      </w:rPr>
+    </w:lvl>
+    <w:lvl w:ilvl="4" w:tentative="1">
+      <w:start w:val="1"/>
+      <w:numFmt w:val="bullet"/>
+      <w:lvlText w:val=""/>
+      <w:lvlJc w:val="left"/>
+      <w:pPr>
+        <w:tabs>
+          <w:tab w:val="num" w:pos="3600"/>
+        </w:tabs>
+        <w:ind w:left="3600" w:hanging="360"/>
+      </w:pPr>
+      <w:rPr>
+        <w:rFonts w:ascii="Wingdings" w:hAnsi="Wingdings" w:hint="default"/>
+        <w:sz w:val="20"/>
+      </w:rPr>
+    </w:lvl>
+    <w:lvl w:ilvl="5" w:tentative="1">
+      <w:start w:val="1"/>
+      <w:numFmt w:val="bullet"/>
+      <w:lvlText w:val=""/>
+      <w:lvlJc w:val="left"/>
+      <w:pPr>
+        <w:tabs>
+          <w:tab w:val="num" w:pos="4320"/>
+        </w:tabs>
+        <w:ind w:left="4320" w:hanging="360"/>
+      </w:pPr>
+      <w:rPr>
+        <w:rFonts w:ascii="Wingdings" w:hAnsi="Wingdings" w:hint="default"/>
+        <w:sz w:val="20"/>
+      </w:rPr>
+    </w:lvl>
+    <w:lvl w:ilvl="6" w:tentative="1">
+      <w:start w:val="1"/>
+      <w:numFmt w:val="bullet"/>
+      <w:lvlText w:val=""/>
+      <w:lvlJc w:val="left"/>
+      <w:pPr>
+        <w:tabs>
+          <w:tab w:val="num" w:pos="5040"/>
+        </w:tabs>
+        <w:ind w:left="5040" w:hanging="360"/>
+      </w:pPr>
+      <w:rPr>
+        <w:rFonts w:ascii="Wingdings" w:hAnsi="Wingdings" w:hint="default"/>
+        <w:sz w:val="20"/>
+      </w:rPr>
+    </w:lvl>
+    <w:lvl w:ilvl="7" w:tentative="1">
+      <w:start w:val="1"/>
+      <w:numFmt w:val="bullet"/>
+      <w:lvlText w:val=""/>
+      <w:lvlJc w:val="left"/>
+      <w:pPr>
+        <w:tabs>
+          <w:tab w:val="num" w:pos="5760"/>
+        </w:tabs>
+        <w:ind w:left="5760" w:hanging="360"/>
+      </w:pPr>
+      <w:rPr>
+        <w:rFonts w:ascii="Wingdings" w:hAnsi="Wingdings" w:hint="default"/>
+        <w:sz w:val="20"/>
+      </w:rPr>
+    </w:lvl>
+    <w:lvl w:ilvl="8" w:tentative="1">
+      <w:start w:val="1"/>
+      <w:numFmt w:val="bullet"/>
+      <w:lvlText w:val=""/>
+      <w:lvlJc w:val="left"/>
+      <w:pPr>
+        <w:tabs>
+          <w:tab w:val="num" w:pos="6480"/>
+        </w:tabs>
+        <w:ind w:left="6480" w:hanging="360"/>
+      </w:pPr>
+      <w:rPr>
+        <w:rFonts w:ascii="Wingdings" w:hAnsi="Wingdings" w:hint="default"/>
+        <w:sz w:val="20"/>
+      </w:rPr>
+    </w:lvl>
+  </w:abstractNum>
+  <w:num w:numId="1" w16cid:durableId="443118128">
+    <w:abstractNumId w:val="2"/>
+  </w:num>
+  <w:num w:numId="2" w16cid:durableId="1767845546">
+    <w:abstractNumId w:val="0"/>
+  </w:num>
+  <w:num w:numId="3" w16cid:durableId="514542102">
+    <w:abstractNumId w:val="1"/>
+  </w:num>
+  <w:num w:numId="4" w16cid:durableId="352876101">
+    <w:abstractNumId w:val="3"/>
+  </w:num>
+</w:numbering>
+</file>
+
 <file path=word/styles.xml><?xml version="1.0" encoding="utf-8"?>
 <w:styles xmlns:mc="http://schemas.openxmlformats.org/markup-compatibility/2006" xmlns:r="http://schemas.openxmlformats.org/officeDocument/2006/relationships" xmlns:w="http://schemas.openxmlformats.org/wordprocessingml/2006/main" xmlns:w14="http://schemas.microsoft.com/office/word/2010/wordml" xmlns:w15="http://schemas.microsoft.com/office/word/2012/wordml" xmlns:w16cex="http://schemas.microsoft.com/office/word/2018/wordml/cex" xmlns:w16cid="http://schemas.microsoft.com/office/word/2016/wordml/cid" xmlns:w16="http://schemas.microsoft.com/office/word/2018/wordml" xmlns:w16du="http://schemas.microsoft.com/office/word/2023/wordml/word16du" xmlns:w16sdtdh="http://schemas.microsoft.com/office/word/2020/wordml/sdtdatahash" xmlns:w16sdtfl="http://schemas.microsoft.com/office/word/2024/wordml/sdtformatlock" xmlns:w16se="http://schemas.microsoft.com/office/word/2015/wordml/symex" mc:Ignorable="w14 w15 w16se w16cid w16 w16cex w16sdtdh w16sdtfl w16du">
   <w:docDefaults>
@@ -194,15 +1213,15 @@
       <w:rPr>
         <w:rFonts w:asciiTheme="minorHAnsi" w:eastAsiaTheme="minorHAnsi" w:hAnsiTheme="minorHAnsi" w:cstheme="minorBidi"/>
         <w:kern w:val="2"/>
-        <w:sz w:val="24"/>
-        <w:szCs w:val="24"/>
-        <w:lang w:val="en-US" w:eastAsia="en-US" w:bidi="ar-SA"/>
+        <w:sz w:val="22"/>
+        <w:szCs w:val="22"/>
+        <w:lang w:val="nl-BE" w:eastAsia="en-US" w:bidi="ar-SA"/>
         <w14:ligatures w14:val="standardContextual"/>
       </w:rPr>
     </w:rPrDefault>
     <w:pPrDefault>
       <w:pPr>
-        <w:spacing w:after="160" w:line="278" w:lineRule="auto"/>
+        <w:spacing w:after="160" w:line="259" w:lineRule="auto"/>
       </w:pPr>
     </w:pPrDefault>
   </w:docDefaults>
@@ -584,18 +1603,18 @@
     <w:lsdException w:name="Unresolved Mention" w:semiHidden="1" w:unhideWhenUsed="1"/>
     <w:lsdException w:name="Smart Link" w:semiHidden="1" w:unhideWhenUsed="1"/>
   </w:latentStyles>
-  <w:style w:type="paragraph" w:default="1" w:styleId="Normal">
+  <w:style w:type="paragraph" w:default="1" w:styleId="Standaard">
     <w:name w:val="Normal"/>
     <w:qFormat/>
   </w:style>
-  <w:style w:type="paragraph" w:styleId="Heading1">
+  <w:style w:type="paragraph" w:styleId="Kop1">
     <w:name w:val="heading 1"/>
-    <w:basedOn w:val="Normal"/>
-    <w:next w:val="Normal"/>
-    <w:link w:val="Heading1Char"/>
+    <w:basedOn w:val="Standaard"/>
+    <w:next w:val="Standaard"/>
+    <w:link w:val="Kop1Char"/>
     <w:uiPriority w:val="9"/>
     <w:qFormat/>
-    <w:rsid w:val="00F132D6"/>
+    <w:rsid w:val="00BA0984"/>
     <w:pPr>
       <w:keepNext/>
       <w:keepLines/>
@@ -609,16 +1628,16 @@
       <w:szCs w:val="40"/>
     </w:rPr>
   </w:style>
-  <w:style w:type="paragraph" w:styleId="Heading2">
+  <w:style w:type="paragraph" w:styleId="Kop2">
     <w:name w:val="heading 2"/>
-    <w:basedOn w:val="Normal"/>
-    <w:next w:val="Normal"/>
-    <w:link w:val="Heading2Char"/>
+    <w:basedOn w:val="Standaard"/>
+    <w:next w:val="Standaard"/>
+    <w:link w:val="Kop2Char"/>
     <w:uiPriority w:val="9"/>
     <w:semiHidden/>
     <w:unhideWhenUsed/>
     <w:qFormat/>
-    <w:rsid w:val="00F132D6"/>
+    <w:rsid w:val="00BA0984"/>
     <w:pPr>
       <w:keepNext/>
       <w:keepLines/>
@@ -632,16 +1651,16 @@
       <w:szCs w:val="32"/>
     </w:rPr>
   </w:style>
-  <w:style w:type="paragraph" w:styleId="Heading3">
+  <w:style w:type="paragraph" w:styleId="Kop3">
     <w:name w:val="heading 3"/>
-    <w:basedOn w:val="Normal"/>
-    <w:next w:val="Normal"/>
-    <w:link w:val="Heading3Char"/>
+    <w:basedOn w:val="Standaard"/>
+    <w:next w:val="Standaard"/>
+    <w:link w:val="Kop3Char"/>
     <w:uiPriority w:val="9"/>
     <w:semiHidden/>
     <w:unhideWhenUsed/>
     <w:qFormat/>
-    <w:rsid w:val="00F132D6"/>
+    <w:rsid w:val="00BA0984"/>
     <w:pPr>
       <w:keepNext/>
       <w:keepLines/>
@@ -655,16 +1674,16 @@
       <w:szCs w:val="28"/>
     </w:rPr>
   </w:style>
-  <w:style w:type="paragraph" w:styleId="Heading4">
+  <w:style w:type="paragraph" w:styleId="Kop4">
     <w:name w:val="heading 4"/>
-    <w:basedOn w:val="Normal"/>
-    <w:next w:val="Normal"/>
-    <w:link w:val="Heading4Char"/>
+    <w:basedOn w:val="Standaard"/>
+    <w:next w:val="Standaard"/>
+    <w:link w:val="Kop4Char"/>
     <w:uiPriority w:val="9"/>
     <w:semiHidden/>
     <w:unhideWhenUsed/>
     <w:qFormat/>
-    <w:rsid w:val="00F132D6"/>
+    <w:rsid w:val="00BA0984"/>
     <w:pPr>
       <w:keepNext/>
       <w:keepLines/>
@@ -678,16 +1697,16 @@
       <w:color w:val="0F4761" w:themeColor="accent1" w:themeShade="BF"/>
     </w:rPr>
   </w:style>
-  <w:style w:type="paragraph" w:styleId="Heading5">
+  <w:style w:type="paragraph" w:styleId="Kop5">
     <w:name w:val="heading 5"/>
-    <w:basedOn w:val="Normal"/>
-    <w:next w:val="Normal"/>
-    <w:link w:val="Heading5Char"/>
+    <w:basedOn w:val="Standaard"/>
+    <w:next w:val="Standaard"/>
+    <w:link w:val="Kop5Char"/>
     <w:uiPriority w:val="9"/>
     <w:semiHidden/>
     <w:unhideWhenUsed/>
     <w:qFormat/>
-    <w:rsid w:val="00F132D6"/>
+    <w:rsid w:val="00BA0984"/>
     <w:pPr>
       <w:keepNext/>
       <w:keepLines/>
@@ -699,16 +1718,16 @@
       <w:color w:val="0F4761" w:themeColor="accent1" w:themeShade="BF"/>
     </w:rPr>
   </w:style>
-  <w:style w:type="paragraph" w:styleId="Heading6">
+  <w:style w:type="paragraph" w:styleId="Kop6">
     <w:name w:val="heading 6"/>
-    <w:basedOn w:val="Normal"/>
-    <w:next w:val="Normal"/>
-    <w:link w:val="Heading6Char"/>
+    <w:basedOn w:val="Standaard"/>
+    <w:next w:val="Standaard"/>
+    <w:link w:val="Kop6Char"/>
     <w:uiPriority w:val="9"/>
     <w:semiHidden/>
     <w:unhideWhenUsed/>
     <w:qFormat/>
-    <w:rsid w:val="00F132D6"/>
+    <w:rsid w:val="00BA0984"/>
     <w:pPr>
       <w:keepNext/>
       <w:keepLines/>
@@ -722,16 +1741,16 @@
       <w:color w:val="595959" w:themeColor="text1" w:themeTint="A6"/>
     </w:rPr>
   </w:style>
-  <w:style w:type="paragraph" w:styleId="Heading7">
+  <w:style w:type="paragraph" w:styleId="Kop7">
     <w:name w:val="heading 7"/>
-    <w:basedOn w:val="Normal"/>
-    <w:next w:val="Normal"/>
-    <w:link w:val="Heading7Char"/>
+    <w:basedOn w:val="Standaard"/>
+    <w:next w:val="Standaard"/>
+    <w:link w:val="Kop7Char"/>
     <w:uiPriority w:val="9"/>
     <w:semiHidden/>
     <w:unhideWhenUsed/>
     <w:qFormat/>
-    <w:rsid w:val="00F132D6"/>
+    <w:rsid w:val="00BA0984"/>
     <w:pPr>
       <w:keepNext/>
       <w:keepLines/>
@@ -743,16 +1762,16 @@
       <w:color w:val="595959" w:themeColor="text1" w:themeTint="A6"/>
     </w:rPr>
   </w:style>
-  <w:style w:type="paragraph" w:styleId="Heading8">
+  <w:style w:type="paragraph" w:styleId="Kop8">
     <w:name w:val="heading 8"/>
-    <w:basedOn w:val="Normal"/>
-    <w:next w:val="Normal"/>
-    <w:link w:val="Heading8Char"/>
+    <w:basedOn w:val="Standaard"/>
+    <w:next w:val="Standaard"/>
+    <w:link w:val="Kop8Char"/>
     <w:uiPriority w:val="9"/>
     <w:semiHidden/>
     <w:unhideWhenUsed/>
     <w:qFormat/>
-    <w:rsid w:val="00F132D6"/>
+    <w:rsid w:val="00BA0984"/>
     <w:pPr>
       <w:keepNext/>
       <w:keepLines/>
@@ -766,16 +1785,16 @@
       <w:color w:val="272727" w:themeColor="text1" w:themeTint="D8"/>
     </w:rPr>
   </w:style>
-  <w:style w:type="paragraph" w:styleId="Heading9">
+  <w:style w:type="paragraph" w:styleId="Kop9">
     <w:name w:val="heading 9"/>
-    <w:basedOn w:val="Normal"/>
-    <w:next w:val="Normal"/>
-    <w:link w:val="Heading9Char"/>
+    <w:basedOn w:val="Standaard"/>
+    <w:next w:val="Standaard"/>
+    <w:link w:val="Kop9Char"/>
     <w:uiPriority w:val="9"/>
     <w:semiHidden/>
     <w:unhideWhenUsed/>
     <w:qFormat/>
-    <w:rsid w:val="00F132D6"/>
+    <w:rsid w:val="00BA0984"/>
     <w:pPr>
       <w:keepNext/>
       <w:keepLines/>
@@ -787,13 +1806,12 @@
       <w:color w:val="272727" w:themeColor="text1" w:themeTint="D8"/>
     </w:rPr>
   </w:style>
-  <w:style w:type="character" w:default="1" w:styleId="DefaultParagraphFont">
+  <w:style w:type="character" w:default="1" w:styleId="Standaardalinea-lettertype">
     <w:name w:val="Default Paragraph Font"/>
     <w:uiPriority w:val="1"/>
-    <w:semiHidden/>
     <w:unhideWhenUsed/>
   </w:style>
-  <w:style w:type="table" w:default="1" w:styleId="TableNormal">
+  <w:style w:type="table" w:default="1" w:styleId="Standaardtabel">
     <w:name w:val="Normal Table"/>
     <w:uiPriority w:val="99"/>
     <w:semiHidden/>
@@ -808,18 +1826,18 @@
       </w:tblCellMar>
     </w:tblPr>
   </w:style>
-  <w:style w:type="numbering" w:default="1" w:styleId="NoList">
+  <w:style w:type="numbering" w:default="1" w:styleId="Geenlijst">
     <w:name w:val="No List"/>
     <w:uiPriority w:val="99"/>
     <w:semiHidden/>
     <w:unhideWhenUsed/>
   </w:style>
-  <w:style w:type="character" w:customStyle="1" w:styleId="Heading1Char">
-    <w:name w:val="Heading 1 Char"/>
-    <w:basedOn w:val="DefaultParagraphFont"/>
-    <w:link w:val="Heading1"/>
+  <w:style w:type="character" w:customStyle="1" w:styleId="Kop1Char">
+    <w:name w:val="Kop 1 Char"/>
+    <w:basedOn w:val="Standaardalinea-lettertype"/>
+    <w:link w:val="Kop1"/>
     <w:uiPriority w:val="9"/>
-    <w:rsid w:val="00F132D6"/>
+    <w:rsid w:val="00BA0984"/>
     <w:rPr>
       <w:rFonts w:asciiTheme="majorHAnsi" w:eastAsiaTheme="majorEastAsia" w:hAnsiTheme="majorHAnsi" w:cstheme="majorBidi"/>
       <w:color w:val="0F4761" w:themeColor="accent1" w:themeShade="BF"/>
@@ -827,13 +1845,13 @@
       <w:szCs w:val="40"/>
     </w:rPr>
   </w:style>
-  <w:style w:type="character" w:customStyle="1" w:styleId="Heading2Char">
-    <w:name w:val="Heading 2 Char"/>
-    <w:basedOn w:val="DefaultParagraphFont"/>
-    <w:link w:val="Heading2"/>
+  <w:style w:type="character" w:customStyle="1" w:styleId="Kop2Char">
+    <w:name w:val="Kop 2 Char"/>
+    <w:basedOn w:val="Standaardalinea-lettertype"/>
+    <w:link w:val="Kop2"/>
     <w:uiPriority w:val="9"/>
     <w:semiHidden/>
-    <w:rsid w:val="00F132D6"/>
+    <w:rsid w:val="00BA0984"/>
     <w:rPr>
       <w:rFonts w:asciiTheme="majorHAnsi" w:eastAsiaTheme="majorEastAsia" w:hAnsiTheme="majorHAnsi" w:cstheme="majorBidi"/>
       <w:color w:val="0F4761" w:themeColor="accent1" w:themeShade="BF"/>
@@ -841,13 +1859,13 @@
       <w:szCs w:val="32"/>
     </w:rPr>
   </w:style>
-  <w:style w:type="character" w:customStyle="1" w:styleId="Heading3Char">
-    <w:name w:val="Heading 3 Char"/>
-    <w:basedOn w:val="DefaultParagraphFont"/>
-    <w:link w:val="Heading3"/>
+  <w:style w:type="character" w:customStyle="1" w:styleId="Kop3Char">
+    <w:name w:val="Kop 3 Char"/>
+    <w:basedOn w:val="Standaardalinea-lettertype"/>
+    <w:link w:val="Kop3"/>
     <w:uiPriority w:val="9"/>
     <w:semiHidden/>
-    <w:rsid w:val="00F132D6"/>
+    <w:rsid w:val="00BA0984"/>
     <w:rPr>
       <w:rFonts w:eastAsiaTheme="majorEastAsia" w:cstheme="majorBidi"/>
       <w:color w:val="0F4761" w:themeColor="accent1" w:themeShade="BF"/>
@@ -855,13 +1873,13 @@
       <w:szCs w:val="28"/>
     </w:rPr>
   </w:style>
-  <w:style w:type="character" w:customStyle="1" w:styleId="Heading4Char">
-    <w:name w:val="Heading 4 Char"/>
-    <w:basedOn w:val="DefaultParagraphFont"/>
-    <w:link w:val="Heading4"/>
+  <w:style w:type="character" w:customStyle="1" w:styleId="Kop4Char">
+    <w:name w:val="Kop 4 Char"/>
+    <w:basedOn w:val="Standaardalinea-lettertype"/>
+    <w:link w:val="Kop4"/>
     <w:uiPriority w:val="9"/>
     <w:semiHidden/>
-    <w:rsid w:val="00F132D6"/>
+    <w:rsid w:val="00BA0984"/>
     <w:rPr>
       <w:rFonts w:eastAsiaTheme="majorEastAsia" w:cstheme="majorBidi"/>
       <w:i/>
@@ -869,25 +1887,25 @@
       <w:color w:val="0F4761" w:themeColor="accent1" w:themeShade="BF"/>
     </w:rPr>
   </w:style>
-  <w:style w:type="character" w:customStyle="1" w:styleId="Heading5Char">
-    <w:name w:val="Heading 5 Char"/>
-    <w:basedOn w:val="DefaultParagraphFont"/>
-    <w:link w:val="Heading5"/>
+  <w:style w:type="character" w:customStyle="1" w:styleId="Kop5Char">
+    <w:name w:val="Kop 5 Char"/>
+    <w:basedOn w:val="Standaardalinea-lettertype"/>
+    <w:link w:val="Kop5"/>
     <w:uiPriority w:val="9"/>
     <w:semiHidden/>
-    <w:rsid w:val="00F132D6"/>
+    <w:rsid w:val="00BA0984"/>
     <w:rPr>
       <w:rFonts w:eastAsiaTheme="majorEastAsia" w:cstheme="majorBidi"/>
       <w:color w:val="0F4761" w:themeColor="accent1" w:themeShade="BF"/>
     </w:rPr>
   </w:style>
-  <w:style w:type="character" w:customStyle="1" w:styleId="Heading6Char">
-    <w:name w:val="Heading 6 Char"/>
-    <w:basedOn w:val="DefaultParagraphFont"/>
-    <w:link w:val="Heading6"/>
+  <w:style w:type="character" w:customStyle="1" w:styleId="Kop6Char">
+    <w:name w:val="Kop 6 Char"/>
+    <w:basedOn w:val="Standaardalinea-lettertype"/>
+    <w:link w:val="Kop6"/>
     <w:uiPriority w:val="9"/>
     <w:semiHidden/>
-    <w:rsid w:val="00F132D6"/>
+    <w:rsid w:val="00BA0984"/>
     <w:rPr>
       <w:rFonts w:eastAsiaTheme="majorEastAsia" w:cstheme="majorBidi"/>
       <w:i/>
@@ -895,25 +1913,25 @@
       <w:color w:val="595959" w:themeColor="text1" w:themeTint="A6"/>
     </w:rPr>
   </w:style>
-  <w:style w:type="character" w:customStyle="1" w:styleId="Heading7Char">
-    <w:name w:val="Heading 7 Char"/>
-    <w:basedOn w:val="DefaultParagraphFont"/>
-    <w:link w:val="Heading7"/>
+  <w:style w:type="character" w:customStyle="1" w:styleId="Kop7Char">
+    <w:name w:val="Kop 7 Char"/>
+    <w:basedOn w:val="Standaardalinea-lettertype"/>
+    <w:link w:val="Kop7"/>
     <w:uiPriority w:val="9"/>
     <w:semiHidden/>
-    <w:rsid w:val="00F132D6"/>
+    <w:rsid w:val="00BA0984"/>
     <w:rPr>
       <w:rFonts w:eastAsiaTheme="majorEastAsia" w:cstheme="majorBidi"/>
       <w:color w:val="595959" w:themeColor="text1" w:themeTint="A6"/>
     </w:rPr>
   </w:style>
-  <w:style w:type="character" w:customStyle="1" w:styleId="Heading8Char">
-    <w:name w:val="Heading 8 Char"/>
-    <w:basedOn w:val="DefaultParagraphFont"/>
-    <w:link w:val="Heading8"/>
+  <w:style w:type="character" w:customStyle="1" w:styleId="Kop8Char">
+    <w:name w:val="Kop 8 Char"/>
+    <w:basedOn w:val="Standaardalinea-lettertype"/>
+    <w:link w:val="Kop8"/>
     <w:uiPriority w:val="9"/>
     <w:semiHidden/>
-    <w:rsid w:val="00F132D6"/>
+    <w:rsid w:val="00BA0984"/>
     <w:rPr>
       <w:rFonts w:eastAsiaTheme="majorEastAsia" w:cstheme="majorBidi"/>
       <w:i/>
@@ -921,26 +1939,26 @@
       <w:color w:val="272727" w:themeColor="text1" w:themeTint="D8"/>
     </w:rPr>
   </w:style>
-  <w:style w:type="character" w:customStyle="1" w:styleId="Heading9Char">
-    <w:name w:val="Heading 9 Char"/>
-    <w:basedOn w:val="DefaultParagraphFont"/>
-    <w:link w:val="Heading9"/>
+  <w:style w:type="character" w:customStyle="1" w:styleId="Kop9Char">
+    <w:name w:val="Kop 9 Char"/>
+    <w:basedOn w:val="Standaardalinea-lettertype"/>
+    <w:link w:val="Kop9"/>
     <w:uiPriority w:val="9"/>
     <w:semiHidden/>
-    <w:rsid w:val="00F132D6"/>
+    <w:rsid w:val="00BA0984"/>
     <w:rPr>
       <w:rFonts w:eastAsiaTheme="majorEastAsia" w:cstheme="majorBidi"/>
       <w:color w:val="272727" w:themeColor="text1" w:themeTint="D8"/>
     </w:rPr>
   </w:style>
-  <w:style w:type="paragraph" w:styleId="Title">
+  <w:style w:type="paragraph" w:styleId="Titel">
     <w:name w:val="Title"/>
-    <w:basedOn w:val="Normal"/>
-    <w:next w:val="Normal"/>
-    <w:link w:val="TitleChar"/>
+    <w:basedOn w:val="Standaard"/>
+    <w:next w:val="Standaard"/>
+    <w:link w:val="TitelChar"/>
     <w:uiPriority w:val="10"/>
     <w:qFormat/>
-    <w:rsid w:val="00F132D6"/>
+    <w:rsid w:val="00BA0984"/>
     <w:pPr>
       <w:spacing w:after="80" w:line="240" w:lineRule="auto"/>
       <w:contextualSpacing/>
@@ -953,12 +1971,12 @@
       <w:szCs w:val="56"/>
     </w:rPr>
   </w:style>
-  <w:style w:type="character" w:customStyle="1" w:styleId="TitleChar">
-    <w:name w:val="Title Char"/>
-    <w:basedOn w:val="DefaultParagraphFont"/>
-    <w:link w:val="Title"/>
+  <w:style w:type="character" w:customStyle="1" w:styleId="TitelChar">
+    <w:name w:val="Titel Char"/>
+    <w:basedOn w:val="Standaardalinea-lettertype"/>
+    <w:link w:val="Titel"/>
     <w:uiPriority w:val="10"/>
-    <w:rsid w:val="00F132D6"/>
+    <w:rsid w:val="00BA0984"/>
     <w:rPr>
       <w:rFonts w:asciiTheme="majorHAnsi" w:eastAsiaTheme="majorEastAsia" w:hAnsiTheme="majorHAnsi" w:cstheme="majorBidi"/>
       <w:spacing w:val="-10"/>
@@ -967,14 +1985,14 @@
       <w:szCs w:val="56"/>
     </w:rPr>
   </w:style>
-  <w:style w:type="paragraph" w:styleId="Subtitle">
+  <w:style w:type="paragraph" w:styleId="Ondertitel">
     <w:name w:val="Subtitle"/>
-    <w:basedOn w:val="Normal"/>
-    <w:next w:val="Normal"/>
-    <w:link w:val="SubtitleChar"/>
+    <w:basedOn w:val="Standaard"/>
+    <w:next w:val="Standaard"/>
+    <w:link w:val="OndertitelChar"/>
     <w:uiPriority w:val="11"/>
     <w:qFormat/>
-    <w:rsid w:val="00F132D6"/>
+    <w:rsid w:val="00BA0984"/>
     <w:pPr>
       <w:numPr>
         <w:ilvl w:val="1"/>
@@ -988,12 +2006,12 @@
       <w:szCs w:val="28"/>
     </w:rPr>
   </w:style>
-  <w:style w:type="character" w:customStyle="1" w:styleId="SubtitleChar">
-    <w:name w:val="Subtitle Char"/>
-    <w:basedOn w:val="DefaultParagraphFont"/>
-    <w:link w:val="Subtitle"/>
+  <w:style w:type="character" w:customStyle="1" w:styleId="OndertitelChar">
+    <w:name w:val="Ondertitel Char"/>
+    <w:basedOn w:val="Standaardalinea-lettertype"/>
+    <w:link w:val="Ondertitel"/>
     <w:uiPriority w:val="11"/>
-    <w:rsid w:val="00F132D6"/>
+    <w:rsid w:val="00BA0984"/>
     <w:rPr>
       <w:rFonts w:eastAsiaTheme="majorEastAsia" w:cstheme="majorBidi"/>
       <w:color w:val="595959" w:themeColor="text1" w:themeTint="A6"/>
@@ -1002,14 +2020,14 @@
       <w:szCs w:val="28"/>
     </w:rPr>
   </w:style>
-  <w:style w:type="paragraph" w:styleId="Quote">
+  <w:style w:type="paragraph" w:styleId="Citaat">
     <w:name w:val="Quote"/>
-    <w:basedOn w:val="Normal"/>
-    <w:next w:val="Normal"/>
-    <w:link w:val="QuoteChar"/>
+    <w:basedOn w:val="Standaard"/>
+    <w:next w:val="Standaard"/>
+    <w:link w:val="CitaatChar"/>
     <w:uiPriority w:val="29"/>
     <w:qFormat/>
-    <w:rsid w:val="00F132D6"/>
+    <w:rsid w:val="00BA0984"/>
     <w:pPr>
       <w:spacing w:before="160"/>
       <w:jc w:val="center"/>
@@ -1020,49 +2038,49 @@
       <w:color w:val="404040" w:themeColor="text1" w:themeTint="BF"/>
     </w:rPr>
   </w:style>
-  <w:style w:type="character" w:customStyle="1" w:styleId="QuoteChar">
-    <w:name w:val="Quote Char"/>
-    <w:basedOn w:val="DefaultParagraphFont"/>
-    <w:link w:val="Quote"/>
+  <w:style w:type="character" w:customStyle="1" w:styleId="CitaatChar">
+    <w:name w:val="Citaat Char"/>
+    <w:basedOn w:val="Standaardalinea-lettertype"/>
+    <w:link w:val="Citaat"/>
     <w:uiPriority w:val="29"/>
-    <w:rsid w:val="00F132D6"/>
+    <w:rsid w:val="00BA0984"/>
     <w:rPr>
       <w:i/>
       <w:iCs/>
       <w:color w:val="404040" w:themeColor="text1" w:themeTint="BF"/>
     </w:rPr>
   </w:style>
-  <w:style w:type="paragraph" w:styleId="ListParagraph">
+  <w:style w:type="paragraph" w:styleId="Lijstalinea">
     <w:name w:val="List Paragraph"/>
-    <w:basedOn w:val="Normal"/>
+    <w:basedOn w:val="Standaard"/>
     <w:uiPriority w:val="34"/>
     <w:qFormat/>
-    <w:rsid w:val="00F132D6"/>
+    <w:rsid w:val="00BA0984"/>
     <w:pPr>
       <w:ind w:left="720"/>
       <w:contextualSpacing/>
     </w:pPr>
   </w:style>
-  <w:style w:type="character" w:styleId="IntenseEmphasis">
+  <w:style w:type="character" w:styleId="Intensievebenadrukking">
     <w:name w:val="Intense Emphasis"/>
-    <w:basedOn w:val="DefaultParagraphFont"/>
+    <w:basedOn w:val="Standaardalinea-lettertype"/>
     <w:uiPriority w:val="21"/>
     <w:qFormat/>
-    <w:rsid w:val="00F132D6"/>
+    <w:rsid w:val="00BA0984"/>
     <w:rPr>
       <w:i/>
       <w:iCs/>
       <w:color w:val="0F4761" w:themeColor="accent1" w:themeShade="BF"/>
     </w:rPr>
   </w:style>
-  <w:style w:type="paragraph" w:styleId="IntenseQuote">
+  <w:style w:type="paragraph" w:styleId="Duidelijkcitaat">
     <w:name w:val="Intense Quote"/>
-    <w:basedOn w:val="Normal"/>
-    <w:next w:val="Normal"/>
-    <w:link w:val="IntenseQuoteChar"/>
+    <w:basedOn w:val="Standaard"/>
+    <w:next w:val="Standaard"/>
+    <w:link w:val="DuidelijkcitaatChar"/>
     <w:uiPriority w:val="30"/>
     <w:qFormat/>
-    <w:rsid w:val="00F132D6"/>
+    <w:rsid w:val="00BA0984"/>
     <w:pPr>
       <w:pBdr>
         <w:top w:val="single" w:sz="4" w:space="10" w:color="0F4761" w:themeColor="accent1" w:themeShade="BF"/>
@@ -1078,30 +2096,53 @@
       <w:color w:val="0F4761" w:themeColor="accent1" w:themeShade="BF"/>
     </w:rPr>
   </w:style>
-  <w:style w:type="character" w:customStyle="1" w:styleId="IntenseQuoteChar">
-    <w:name w:val="Intense Quote Char"/>
-    <w:basedOn w:val="DefaultParagraphFont"/>
-    <w:link w:val="IntenseQuote"/>
+  <w:style w:type="character" w:customStyle="1" w:styleId="DuidelijkcitaatChar">
+    <w:name w:val="Duidelijk citaat Char"/>
+    <w:basedOn w:val="Standaardalinea-lettertype"/>
+    <w:link w:val="Duidelijkcitaat"/>
     <w:uiPriority w:val="30"/>
-    <w:rsid w:val="00F132D6"/>
+    <w:rsid w:val="00BA0984"/>
     <w:rPr>
       <w:i/>
       <w:iCs/>
       <w:color w:val="0F4761" w:themeColor="accent1" w:themeShade="BF"/>
     </w:rPr>
   </w:style>
-  <w:style w:type="character" w:styleId="IntenseReference">
+  <w:style w:type="character" w:styleId="Intensieveverwijzing">
     <w:name w:val="Intense Reference"/>
-    <w:basedOn w:val="DefaultParagraphFont"/>
+    <w:basedOn w:val="Standaardalinea-lettertype"/>
     <w:uiPriority w:val="32"/>
     <w:qFormat/>
-    <w:rsid w:val="00F132D6"/>
+    <w:rsid w:val="00BA0984"/>
     <w:rPr>
       <w:b/>
       <w:bCs/>
       <w:smallCaps/>
       <w:color w:val="0F4761" w:themeColor="accent1" w:themeShade="BF"/>
       <w:spacing w:val="5"/>
+    </w:rPr>
+  </w:style>
+  <w:style w:type="character" w:styleId="Hyperlink">
+    <w:name w:val="Hyperlink"/>
+    <w:basedOn w:val="Standaardalinea-lettertype"/>
+    <w:uiPriority w:val="99"/>
+    <w:unhideWhenUsed/>
+    <w:rsid w:val="0045330F"/>
+    <w:rPr>
+      <w:color w:val="467886" w:themeColor="hyperlink"/>
+      <w:u w:val="single"/>
+    </w:rPr>
+  </w:style>
+  <w:style w:type="character" w:styleId="Onopgelostemelding">
+    <w:name w:val="Unresolved Mention"/>
+    <w:basedOn w:val="Standaardalinea-lettertype"/>
+    <w:uiPriority w:val="99"/>
+    <w:semiHidden/>
+    <w:unhideWhenUsed/>
+    <w:rsid w:val="0045330F"/>
+    <w:rPr>
+      <w:color w:val="605E5C"/>
+      <w:shd w:val="clear" w:color="auto" w:fill="E1DFDD"/>
     </w:rPr>
   </w:style>
 </w:styles>
@@ -1205,7 +2246,7 @@
         <a:latin typeface="Aptos" panose="02110004020202020204"/>
         <a:ea typeface=""/>
         <a:cs typeface=""/>
-        <a:font script="Jpan" typeface="游明朝"/>
+        <a:font script="Jpan" typeface="游ゴシック"/>
         <a:font script="Hang" typeface="맑은 고딕"/>
         <a:font script="Hans" typeface="等线"/>
         <a:font script="Hant" typeface="新細明體"/>
@@ -1313,6 +2354,13 @@
         </a:gradFill>
       </a:fillStyleLst>
       <a:lnStyleLst>
+        <a:ln w="6350" cap="flat" cmpd="sng" algn="ctr">
+          <a:solidFill>
+            <a:schemeClr val="phClr"/>
+          </a:solidFill>
+          <a:prstDash val="solid"/>
+          <a:miter lim="800000"/>
+        </a:ln>
         <a:ln w="12700" cap="flat" cmpd="sng" algn="ctr">
           <a:solidFill>
             <a:schemeClr val="phClr"/>
@@ -1321,13 +2369,6 @@
           <a:miter lim="800000"/>
         </a:ln>
         <a:ln w="19050" cap="flat" cmpd="sng" algn="ctr">
-          <a:solidFill>
-            <a:schemeClr val="phClr"/>
-          </a:solidFill>
-          <a:prstDash val="solid"/>
-          <a:miter lim="800000"/>
-        </a:ln>
-        <a:ln w="25400" cap="flat" cmpd="sng" algn="ctr">
           <a:solidFill>
             <a:schemeClr val="phClr"/>
           </a:solidFill>
@@ -1392,31 +2433,11 @@
       </a:bgFillStyleLst>
     </a:fmtScheme>
   </a:themeElements>
-  <a:objectDefaults>
-    <a:lnDef>
-      <a:spPr/>
-      <a:bodyPr/>
-      <a:lstStyle/>
-      <a:style>
-        <a:lnRef idx="2">
-          <a:schemeClr val="accent1"/>
-        </a:lnRef>
-        <a:fillRef idx="0">
-          <a:schemeClr val="accent1"/>
-        </a:fillRef>
-        <a:effectRef idx="1">
-          <a:schemeClr val="accent1"/>
-        </a:effectRef>
-        <a:fontRef idx="minor">
-          <a:schemeClr val="tx1"/>
-        </a:fontRef>
-      </a:style>
-    </a:lnDef>
-  </a:objectDefaults>
+  <a:objectDefaults/>
   <a:extraClrSchemeLst/>
   <a:extLst>
     <a:ext uri="{05A4C25C-085E-4340-85A3-A5531E510DB2}">
-      <thm15:themeFamily xmlns:thm15="http://schemas.microsoft.com/office/thememl/2012/main" name="Office Theme" id="{2E142A2C-CD16-42D6-873A-C26D2A0506FA}" vid="{1BDDFF52-6CD6-40A5-AB3C-68EB2F1E4D0A}"/>
+      <thm15:themeFamily xmlns:thm15="http://schemas.microsoft.com/office/thememl/2012/main" name="Office Theme" id="{62F939B6-93AF-4DB8-9C6B-D6C7DFDC589F}" vid="{4A3C46E8-61CC-4603-A589-7422A47A8E4A}"/>
     </a:ext>
   </a:extLst>
 </a:theme>
